--- a/docs/descargas/complementarios/explicaciones-lenguaje-llano.docx
+++ b/docs/descargas/complementarios/explicaciones-lenguaje-llano.docx
@@ -145,7 +145,7 @@
         </w:rPr>
         <w:t xml:space="preserve">Documento complementario de AI Clauses, versión 4.0. Explica el catálogo; no lo sustituye. Donde discrepen, manda el catálogo. </w:t>
       </w:r>
-      <w:hyperlink w:history="1" r:id="rIdcgjggrwnrnqrdfn7wodbn">
+      <w:hyperlink w:history="1" r:id="rIdgapsv-km5anekkakap-a3">
         <w:r>
           <w:rPr>
             <w:rFonts w:ascii="Calibri" w:cs="Calibri" w:eastAsia="Calibri" w:hAnsi="Calibri"/>
